--- a/arb/docx/013.content.docx
+++ b/arb/docx/013.content.docx
@@ -163,28 +163,6 @@
           <w:lang w:val="ar_AE" w:bidi="ar_AE"/>
         </w:rPr>
         <w:t>ض</w:t>
-      </w:r>
-      <w:r>
-        <w:rPr>
-          <w:lang w:val="ar_AE" w:bidi="ar_AE"/>
-        </w:rPr>
-      </w:r>
-    </w:p>
-    <w:p>
-      <w:pPr>
-        <w:bidi/>
-      </w:pPr>
-      <w:r>
-        <w:rPr>
-          <w:lang w:val="ar_AE" w:bidi="ar_AE"/>
-        </w:rPr>
-      </w:r>
-      <w:r>
-        <w:rPr>
-          <w:i/>
-          <w:lang w:val="ar_AE" w:bidi="ar_AE"/>
-        </w:rPr>
-        <w:t>الضربات, ضد المسيح</w:t>
       </w:r>
       <w:r>
         <w:rPr>

--- a/arb/docx/013.content.docx
+++ b/arb/docx/013.content.docx
@@ -22,7 +22,7 @@
         <w:rPr>
           <w:lang w:val="ar_AE" w:bidi="ar_AE"/>
         </w:rPr>
-        <w:t>Resource: Study Notes - Themes (Tyndale)</w:t>
+        <w:t>Resource: Tyndale Open Study Notes</w:t>
       </w:r>
       <w:r>
         <w:rPr>
@@ -122,7 +122,7 @@
         <w:rPr>
           <w:lang w:val="ar_AE" w:bidi="ar_AE"/>
         </w:rPr>
-        <w:t>Study Notes - Themes (Tyndale)</w:t>
+        <w:t>Tyndale Open Study Notes</w:t>
       </w:r>
     </w:p>
     <w:p>

--- a/arb/docx/013.content.docx
+++ b/arb/docx/013.content.docx
@@ -22,7 +22,7 @@
         <w:rPr>
           <w:lang w:val="ar_AE" w:bidi="ar_AE"/>
         </w:rPr>
-        <w:t>Resource: Tyndale Open Study Notes</w:t>
+        <w:t>Resource: Aquifer Open Study Notes (Themes)</w:t>
       </w:r>
       <w:r>
         <w:rPr>
@@ -122,7 +122,7 @@
         <w:rPr>
           <w:lang w:val="ar_AE" w:bidi="ar_AE"/>
         </w:rPr>
-        <w:t>Tyndale Open Study Notes</w:t>
+        <w:t>Aquifer Open Study Notes (Themes)</w:t>
       </w:r>
     </w:p>
     <w:p>

--- a/arb/docx/013.content.docx
+++ b/arb/docx/013.content.docx
@@ -9,6 +9,8 @@
       </w:pPr>
       <w:r>
         <w:rPr>
+          <w:rtl/>
+          <w:cs/>
           <w:lang w:val="ar_AE" w:bidi="ar_AE"/>
         </w:rPr>
       </w:r>
@@ -20,12 +22,16 @@
       </w:pPr>
       <w:r>
         <w:rPr>
+          <w:rtl/>
+          <w:cs/>
           <w:lang w:val="ar_AE" w:bidi="ar_AE"/>
         </w:rPr>
         <w:t>Resource: Aquifer Open Study Notes (Themes)</w:t>
       </w:r>
       <w:r>
         <w:rPr>
+          <w:rtl/>
+          <w:cs/>
           <w:lang w:val="ar_AE" w:bidi="ar_AE"/>
         </w:rPr>
       </w:r>
@@ -36,12 +42,16 @@
       </w:pPr>
       <w:r>
         <w:rPr>
+          <w:rtl/>
+          <w:cs/>
           <w:lang w:val="ar_AE" w:bidi="ar_AE"/>
         </w:rPr>
       </w:r>
       <w:r>
         <w:rPr>
           <w:b/>
+          <w:rtl/>
+          <w:cs/>
           <w:lang w:val="ar_AE" w:bidi="ar_AE"/>
         </w:rPr>
         <w:t>Aquifer Open Study Notes (Themes)</w:t>
@@ -53,35 +63,47 @@
       </w:pPr>
       <w:r>
         <w:rPr>
-          <w:lang w:val="ar_AE" w:bidi="ar_AE"/>
-        </w:rPr>
-      </w:r>
-      <w:r>
-        <w:rPr>
+          <w:rtl/>
+          <w:cs/>
+          <w:lang w:val="ar_AE" w:bidi="ar_AE"/>
+        </w:rPr>
+      </w:r>
+      <w:r>
+        <w:rPr>
+          <w:rtl/>
+          <w:cs/>
           <w:lang w:val="ar_AE" w:bidi="ar_AE"/>
         </w:rPr>
         <w:t xml:space="preserve">This work is an adaptation of </w:t>
       </w:r>
       <w:r>
         <w:rPr>
+          <w:rtl/>
+          <w:cs/>
           <w:lang w:val="ar_AE" w:bidi="ar_AE"/>
         </w:rPr>
         <w:t>Tyndale Open Study Notes</w:t>
       </w:r>
       <w:r>
         <w:rPr>
+          <w:rtl/>
+          <w:cs/>
           <w:lang w:val="ar_AE" w:bidi="ar_AE"/>
         </w:rPr>
         <w:t xml:space="preserve"> © 2023 Tyndale House Publishers, licensed under the CC BY-SA 4.0 license. The adaptation, </w:t>
       </w:r>
       <w:r>
         <w:rPr>
+          <w:rtl/>
+          <w:cs/>
           <w:lang w:val="ar_AE" w:bidi="ar_AE"/>
         </w:rPr>
         <w:t>Aquifer Open Study Notes</w:t>
       </w:r>
       <w:r>
         <w:rPr>
+          <w:rtl/>
+          <w:cs/>
           <w:lang w:val="ar_AE" w:bidi="ar_AE"/>
         </w:rPr>
         <w:t>, was created by Mission Mutual and is also licensed under CC BY-SA 4.0.</w:t>
@@ -93,22 +115,30 @@
       </w:pPr>
       <w:r>
         <w:rPr>
-          <w:lang w:val="ar_AE" w:bidi="ar_AE"/>
-        </w:rPr>
-      </w:r>
-      <w:r>
-        <w:rPr>
+          <w:rtl/>
+          <w:cs/>
+          <w:lang w:val="ar_AE" w:bidi="ar_AE"/>
+        </w:rPr>
+      </w:r>
+      <w:r>
+        <w:rPr>
+          <w:rtl/>
+          <w:cs/>
           <w:lang w:val="ar_AE" w:bidi="ar_AE"/>
         </w:rPr>
         <w:t>This resource has been adapted into multiple languages, including English, Tok Pisin, Arabic (عربي), French (Français), Hindi (हिंदी), Indonesian (Bahasa Indonesia), Portuguese (Português), Russian (Русский), Spanish (Español), Swahili (Kiswahili), and Simplified Chinese (简体中文).</w:t>
       </w:r>
       <w:r>
         <w:rPr>
-          <w:lang w:val="ar_AE" w:bidi="ar_AE"/>
-        </w:rPr>
-      </w:r>
-      <w:r>
-        <w:rPr>
+          <w:rtl/>
+          <w:cs/>
+          <w:lang w:val="ar_AE" w:bidi="ar_AE"/>
+        </w:rPr>
+      </w:r>
+      <w:r>
+        <w:rPr>
+          <w:rtl/>
+          <w:cs/>
           <w:lang w:val="ar_AE" w:bidi="ar_AE"/>
         </w:rPr>
       </w:r>
@@ -120,6 +150,8 @@
       </w:pPr>
       <w:r>
         <w:rPr>
+          <w:rtl/>
+          <w:cs/>
           <w:lang w:val="ar_AE" w:bidi="ar_AE"/>
         </w:rPr>
         <w:t>Aquifer Open Study Notes (Themes)</w:t>
@@ -149,6 +181,8 @@
       </w:pPr>
       <w:r>
         <w:rPr>
+          <w:rtl/>
+          <w:cs/>
           <w:lang w:val="ar_AE" w:bidi="ar_AE"/>
         </w:rPr>
       </w:r>
@@ -160,12 +194,16 @@
       </w:pPr>
       <w:r>
         <w:rPr>
+          <w:rtl/>
+          <w:cs/>
           <w:lang w:val="ar_AE" w:bidi="ar_AE"/>
         </w:rPr>
         <w:t>ض</w:t>
       </w:r>
       <w:r>
         <w:rPr>
+          <w:rtl/>
+          <w:cs/>
           <w:lang w:val="ar_AE" w:bidi="ar_AE"/>
         </w:rPr>
       </w:r>
@@ -176,22 +214,30 @@
       </w:pPr>
       <w:r>
         <w:rPr>
-          <w:lang w:val="ar_AE" w:bidi="ar_AE"/>
-        </w:rPr>
-      </w:r>
-      <w:r>
-        <w:rPr>
+          <w:rtl/>
+          <w:cs/>
+          <w:lang w:val="ar_AE" w:bidi="ar_AE"/>
+        </w:rPr>
+      </w:r>
+      <w:r>
+        <w:rPr>
+          <w:rtl/>
+          <w:cs/>
           <w:lang w:val="ar_AE" w:bidi="ar_AE"/>
         </w:rPr>
         <w:t xml:space="preserve"> </w:t>
       </w:r>
       <w:r>
         <w:rPr>
-          <w:lang w:val="ar_AE" w:bidi="ar_AE"/>
-        </w:rPr>
-      </w:r>
-      <w:r>
-        <w:rPr>
+          <w:rtl/>
+          <w:cs/>
+          <w:lang w:val="ar_AE" w:bidi="ar_AE"/>
+        </w:rPr>
+      </w:r>
+      <w:r>
+        <w:rPr>
+          <w:rtl/>
+          <w:cs/>
           <w:lang w:val="ar_AE" w:bidi="ar_AE"/>
         </w:rPr>
       </w:r>
@@ -217,6 +263,8 @@
       </w:pPr>
       <w:r>
         <w:rPr>
+          <w:rtl/>
+          <w:cs/>
           <w:lang w:val="ar_AE" w:bidi="ar_AE"/>
         </w:rPr>
       </w:r>
@@ -228,12 +276,16 @@
       </w:pPr>
       <w:r>
         <w:rPr>
+          <w:rtl/>
+          <w:cs/>
           <w:lang w:val="ar_AE" w:bidi="ar_AE"/>
         </w:rPr>
         <w:t>الضربات</w:t>
       </w:r>
       <w:r>
         <w:rPr>
+          <w:rtl/>
+          <w:cs/>
           <w:lang w:val="ar_AE" w:bidi="ar_AE"/>
         </w:rPr>
       </w:r>
@@ -244,11 +296,15 @@
       </w:pPr>
       <w:r>
         <w:rPr>
-          <w:lang w:val="ar_AE" w:bidi="ar_AE"/>
-        </w:rPr>
-      </w:r>
-      <w:r>
-        <w:rPr>
+          <w:rtl/>
+          <w:cs/>
+          <w:lang w:val="ar_AE" w:bidi="ar_AE"/>
+        </w:rPr>
+      </w:r>
+      <w:r>
+        <w:rPr>
+          <w:rtl/>
+          <w:cs/>
           <w:lang w:val="ar_AE" w:bidi="ar_AE"/>
         </w:rPr>
         <w:t>لم يكن الغرض الرئيسي من الضربات التي أُوقِعت على أرض مصر هو إنقاذ الشعب العبراني من القمع المصري. فلو كان الإنقاذ هو الهدف، لكانت معجزة كبيرة واحدة كافية. لكن، كان الغرض من الضربات هو إظهار من هو الله لشعب إسرائيل، وشعب مصر، والأمم والشعوب المجاورة.</w:t>
@@ -260,11 +316,15 @@
       </w:pPr>
       <w:r>
         <w:rPr>
-          <w:lang w:val="ar_AE" w:bidi="ar_AE"/>
-        </w:rPr>
-      </w:r>
-      <w:r>
-        <w:rPr>
+          <w:rtl/>
+          <w:cs/>
+          <w:lang w:val="ar_AE" w:bidi="ar_AE"/>
+        </w:rPr>
+      </w:r>
+      <w:r>
+        <w:rPr>
+          <w:rtl/>
+          <w:cs/>
           <w:lang w:val="ar_AE" w:bidi="ar_AE"/>
         </w:rPr>
         <w:t xml:space="preserve">على الأرجح، كان بنو إسرائيل قد نسوا من هو الله. فقد عاشوا مئات السنين في مصر، في مجتمع كان يعبد الكثير من الآلهة الزائفة. فكلُّ ما كان بنو إسرائيل يؤمنون به عن الله عندما ذهبوا أولًا إلى مصر تأثَّر بوجهات النظر الوثنية خلال مدة إقامتهم هناك (انظر </w:t>
@@ -272,6 +332,8 @@
       <w:hyperlink r:id="rId13">
         <w:r>
           <w:rPr>
+            <w:rtl/>
+            <w:cs/>
             <w:lang w:val="ar_AE" w:bidi="ar_AE"/>
           </w:rPr>
           <w:rPr>
@@ -283,6 +345,8 @@
       </w:hyperlink>
       <w:r>
         <w:rPr>
+          <w:rtl/>
+          <w:cs/>
           <w:lang w:val="ar_AE" w:bidi="ar_AE"/>
         </w:rPr>
         <w:t>).</w:t>
@@ -294,11 +358,15 @@
       </w:pPr>
       <w:r>
         <w:rPr>
-          <w:lang w:val="ar_AE" w:bidi="ar_AE"/>
-        </w:rPr>
-      </w:r>
-      <w:r>
-        <w:rPr>
+          <w:rtl/>
+          <w:cs/>
+          <w:lang w:val="ar_AE" w:bidi="ar_AE"/>
+        </w:rPr>
+      </w:r>
+      <w:r>
+        <w:rPr>
+          <w:rtl/>
+          <w:cs/>
           <w:lang w:val="ar_AE" w:bidi="ar_AE"/>
         </w:rPr>
         <w:t>أظهرت الضربات في سفر الخروج سلطان الرب الكامل على كلِّ الخليقة. استهدفت هذه الكوارث بعض العناصر التي كان المصريون يبجِّلونها ويعبدونها:</w:t>
@@ -317,11 +385,15 @@
       </w:pPr>
       <w:r>
         <w:rPr>
-          <w:lang w:val="ar_AE" w:bidi="ar_AE"/>
-        </w:rPr>
-      </w:r>
-      <w:r>
-        <w:rPr>
+          <w:rtl/>
+          <w:cs/>
+          <w:lang w:val="ar_AE" w:bidi="ar_AE"/>
+        </w:rPr>
+      </w:r>
+      <w:r>
+        <w:rPr>
+          <w:rtl/>
+          <w:cs/>
           <w:lang w:val="ar_AE" w:bidi="ar_AE"/>
         </w:rPr>
         <w:t>تحوُّل مياه نهر النيل إلى دم (</w:t>
@@ -329,6 +401,8 @@
       <w:hyperlink r:id="rId14">
         <w:r>
           <w:rPr>
+            <w:rtl/>
+            <w:cs/>
             <w:lang w:val="ar_AE" w:bidi="ar_AE"/>
           </w:rPr>
           <w:rPr>
@@ -340,6 +414,8 @@
       </w:hyperlink>
       <w:r>
         <w:rPr>
+          <w:rtl/>
+          <w:cs/>
           <w:lang w:val="ar_AE" w:bidi="ar_AE"/>
         </w:rPr>
         <w:t>): فإن نهر النيل، الذي كان يُعتبَر إلهًا يوفر الحياة والخصوبة لأرض مصر، تحوَّل إلى رمزٍ للموت.</w:t>
@@ -354,11 +430,15 @@
       </w:pPr>
       <w:r>
         <w:rPr>
-          <w:lang w:val="ar_AE" w:bidi="ar_AE"/>
-        </w:rPr>
-      </w:r>
-      <w:r>
-        <w:rPr>
+          <w:rtl/>
+          <w:cs/>
+          <w:lang w:val="ar_AE" w:bidi="ar_AE"/>
+        </w:rPr>
+      </w:r>
+      <w:r>
+        <w:rPr>
+          <w:rtl/>
+          <w:cs/>
           <w:lang w:val="ar_AE" w:bidi="ar_AE"/>
         </w:rPr>
         <w:t>الضفادع (</w:t>
@@ -366,6 +446,8 @@
       <w:hyperlink r:id="rId15">
         <w:r>
           <w:rPr>
+            <w:rtl/>
+            <w:cs/>
             <w:lang w:val="ar_AE" w:bidi="ar_AE"/>
           </w:rPr>
           <w:rPr>
@@ -377,6 +459,8 @@
       </w:hyperlink>
       <w:r>
         <w:rPr>
+          <w:rtl/>
+          <w:cs/>
           <w:lang w:val="ar_AE" w:bidi="ar_AE"/>
         </w:rPr>
         <w:t>): كان المصريون يبجِّلون الضفادع، الممثَّلة في الإلهة "هكت"، إلهة الخصوبة التي كان لها رأس ضفدعة. وكانوا يعتقدون أنها تمتلك سرَّ الحياة ما بعد الموت. لكن الآن، غطَّت الضفادع الأرض، جالبة معها رائحة الموت.</w:t>
@@ -391,11 +475,15 @@
       </w:pPr>
       <w:r>
         <w:rPr>
-          <w:lang w:val="ar_AE" w:bidi="ar_AE"/>
-        </w:rPr>
-      </w:r>
-      <w:r>
-        <w:rPr>
+          <w:rtl/>
+          <w:cs/>
+          <w:lang w:val="ar_AE" w:bidi="ar_AE"/>
+        </w:rPr>
+      </w:r>
+      <w:r>
+        <w:rPr>
+          <w:rtl/>
+          <w:cs/>
           <w:lang w:val="ar_AE" w:bidi="ar_AE"/>
         </w:rPr>
         <w:t>البعوض (</w:t>
@@ -403,6 +491,8 @@
       <w:hyperlink r:id="rId16">
         <w:r>
           <w:rPr>
+            <w:rtl/>
+            <w:cs/>
             <w:lang w:val="ar_AE" w:bidi="ar_AE"/>
           </w:rPr>
           <w:rPr>
@@ -414,6 +504,8 @@
       </w:hyperlink>
       <w:r>
         <w:rPr>
+          <w:rtl/>
+          <w:cs/>
           <w:lang w:val="ar_AE" w:bidi="ar_AE"/>
         </w:rPr>
         <w:t>): أوقع "أصبع الله" ضربةً من الحشرات القارصة من تراب الأرض. أظهر ذلك سلطان الله على "جب"، إله المصريين المسؤول عن الأرض.</w:t>
@@ -428,11 +520,15 @@
       </w:pPr>
       <w:r>
         <w:rPr>
-          <w:lang w:val="ar_AE" w:bidi="ar_AE"/>
-        </w:rPr>
-      </w:r>
-      <w:r>
-        <w:rPr>
+          <w:rtl/>
+          <w:cs/>
+          <w:lang w:val="ar_AE" w:bidi="ar_AE"/>
+        </w:rPr>
+      </w:r>
+      <w:r>
+        <w:rPr>
+          <w:rtl/>
+          <w:cs/>
           <w:lang w:val="ar_AE" w:bidi="ar_AE"/>
         </w:rPr>
         <w:t>الذبان (</w:t>
@@ -440,6 +536,8 @@
       <w:hyperlink r:id="rId17">
         <w:r>
           <w:rPr>
+            <w:rtl/>
+            <w:cs/>
             <w:lang w:val="ar_AE" w:bidi="ar_AE"/>
           </w:rPr>
           <w:rPr>
@@ -451,6 +549,8 @@
       </w:hyperlink>
       <w:r>
         <w:rPr>
+          <w:rtl/>
+          <w:cs/>
           <w:lang w:val="ar_AE" w:bidi="ar_AE"/>
         </w:rPr>
         <w:t>): أظهر الرب في هذه الضربة تمييزًا واضحًا بين إسرائيل ومصر. فقد ملأت أسراب من الذبان القارص الأرض، وعذَّبت المصريين، بمن في ذلك فرعون نفسه أيضًا. وقد كان المصريون يبجلون الذبان باعتباره رمزًا للحياة من الموت.</w:t>
@@ -465,11 +565,15 @@
       </w:pPr>
       <w:r>
         <w:rPr>
-          <w:lang w:val="ar_AE" w:bidi="ar_AE"/>
-        </w:rPr>
-      </w:r>
-      <w:r>
-        <w:rPr>
+          <w:rtl/>
+          <w:cs/>
+          <w:lang w:val="ar_AE" w:bidi="ar_AE"/>
+        </w:rPr>
+      </w:r>
+      <w:r>
+        <w:rPr>
+          <w:rtl/>
+          <w:cs/>
           <w:lang w:val="ar_AE" w:bidi="ar_AE"/>
         </w:rPr>
         <w:t>موت المواشي</w:t>
@@ -477,12 +581,16 @@
       <w:r>
         <w:rPr>
           <w:i/>
+          <w:rtl/>
+          <w:cs/>
           <w:lang w:val="ar_AE" w:bidi="ar_AE"/>
         </w:rPr>
         <w:t xml:space="preserve"> </w:t>
       </w:r>
       <w:r>
         <w:rPr>
+          <w:rtl/>
+          <w:cs/>
           <w:lang w:val="ar_AE" w:bidi="ar_AE"/>
         </w:rPr>
         <w:t>(</w:t>
@@ -490,6 +598,8 @@
       <w:hyperlink r:id="rId18">
         <w:r>
           <w:rPr>
+            <w:rtl/>
+            <w:cs/>
             <w:lang w:val="ar_AE" w:bidi="ar_AE"/>
           </w:rPr>
           <w:rPr>
@@ -501,6 +611,8 @@
       </w:hyperlink>
       <w:r>
         <w:rPr>
+          <w:rtl/>
+          <w:cs/>
           <w:lang w:val="ar_AE" w:bidi="ar_AE"/>
         </w:rPr>
         <w:t>): كان المصريون يحسبون المواشي مقدَّسة، ويؤمنون بأنها تتحكم في الحياة والخصوبة. وقد صوَّروا الإله "آمون رع"، كبير الآلهة في مصر، على شكل ثور. لكن، ضربت "يد الرب" المواشي، ممَّا أظهر سلطانه الفائق.</w:t>
@@ -515,11 +627,15 @@
       </w:pPr>
       <w:r>
         <w:rPr>
-          <w:lang w:val="ar_AE" w:bidi="ar_AE"/>
-        </w:rPr>
-      </w:r>
-      <w:r>
-        <w:rPr>
+          <w:rtl/>
+          <w:cs/>
+          <w:lang w:val="ar_AE" w:bidi="ar_AE"/>
+        </w:rPr>
+      </w:r>
+      <w:r>
+        <w:rPr>
+          <w:rtl/>
+          <w:cs/>
           <w:lang w:val="ar_AE" w:bidi="ar_AE"/>
         </w:rPr>
         <w:t>دمامل ببثور (</w:t>
@@ -527,6 +643,8 @@
       <w:hyperlink r:id="rId19">
         <w:r>
           <w:rPr>
+            <w:rtl/>
+            <w:cs/>
             <w:lang w:val="ar_AE" w:bidi="ar_AE"/>
           </w:rPr>
           <w:rPr>
@@ -538,6 +656,8 @@
       </w:hyperlink>
       <w:r>
         <w:rPr>
+          <w:rtl/>
+          <w:cs/>
           <w:lang w:val="ar_AE" w:bidi="ar_AE"/>
         </w:rPr>
         <w:t>): ضرب الله المصريين بقروح مؤلمة. ولم تتمكَّن الإلهة "سخمت"، إلهة الشفاء لدى المصريين من مساعدتهم.</w:t>
@@ -552,11 +672,15 @@
       </w:pPr>
       <w:r>
         <w:rPr>
-          <w:lang w:val="ar_AE" w:bidi="ar_AE"/>
-        </w:rPr>
-      </w:r>
-      <w:r>
-        <w:rPr>
+          <w:rtl/>
+          <w:cs/>
+          <w:lang w:val="ar_AE" w:bidi="ar_AE"/>
+        </w:rPr>
+      </w:r>
+      <w:r>
+        <w:rPr>
+          <w:rtl/>
+          <w:cs/>
           <w:lang w:val="ar_AE" w:bidi="ar_AE"/>
         </w:rPr>
         <w:t>البَرَد (</w:t>
@@ -564,6 +688,8 @@
       <w:hyperlink r:id="rId20">
         <w:r>
           <w:rPr>
+            <w:rtl/>
+            <w:cs/>
             <w:lang w:val="ar_AE" w:bidi="ar_AE"/>
           </w:rPr>
           <w:rPr>
@@ -575,6 +701,8 @@
       </w:hyperlink>
       <w:r>
         <w:rPr>
+          <w:rtl/>
+          <w:cs/>
           <w:lang w:val="ar_AE" w:bidi="ar_AE"/>
         </w:rPr>
         <w:t>): لم يتمكَّن أوزوريس، إله المصريين، الذي كان يمثِّل النباتات، من منع الرب من إخرابها، لأن "للرب الأرض".</w:t>
@@ -589,11 +717,15 @@
       </w:pPr>
       <w:r>
         <w:rPr>
-          <w:lang w:val="ar_AE" w:bidi="ar_AE"/>
-        </w:rPr>
-      </w:r>
-      <w:r>
-        <w:rPr>
+          <w:rtl/>
+          <w:cs/>
+          <w:lang w:val="ar_AE" w:bidi="ar_AE"/>
+        </w:rPr>
+      </w:r>
+      <w:r>
+        <w:rPr>
+          <w:rtl/>
+          <w:cs/>
           <w:lang w:val="ar_AE" w:bidi="ar_AE"/>
         </w:rPr>
         <w:t>الجراد (</w:t>
@@ -601,6 +733,8 @@
       <w:hyperlink r:id="rId21">
         <w:r>
           <w:rPr>
+            <w:rtl/>
+            <w:cs/>
             <w:lang w:val="ar_AE" w:bidi="ar_AE"/>
           </w:rPr>
           <w:rPr>
@@ -612,6 +746,8 @@
       </w:hyperlink>
       <w:r>
         <w:rPr>
+          <w:rtl/>
+          <w:cs/>
           <w:lang w:val="ar_AE" w:bidi="ar_AE"/>
         </w:rPr>
         <w:t>): أرسل الرب ريحًا شرقية لجلب الجراد، الذي قضى على النباتات المتبقية. وبذلك، تبدَّد أيُّ أمل في أن يتمكن أوزوريس من استعادة محاصيل مصر.</w:t>
@@ -626,11 +762,15 @@
       </w:pPr>
       <w:r>
         <w:rPr>
-          <w:lang w:val="ar_AE" w:bidi="ar_AE"/>
-        </w:rPr>
-      </w:r>
-      <w:r>
-        <w:rPr>
+          <w:rtl/>
+          <w:cs/>
+          <w:lang w:val="ar_AE" w:bidi="ar_AE"/>
+        </w:rPr>
+      </w:r>
+      <w:r>
+        <w:rPr>
+          <w:rtl/>
+          <w:cs/>
           <w:lang w:val="ar_AE" w:bidi="ar_AE"/>
         </w:rPr>
         <w:t>الظلام (</w:t>
@@ -638,6 +778,8 @@
       <w:hyperlink r:id="rId22">
         <w:r>
           <w:rPr>
+            <w:rtl/>
+            <w:cs/>
             <w:lang w:val="ar_AE" w:bidi="ar_AE"/>
           </w:rPr>
           <w:rPr>
@@ -649,6 +791,8 @@
       </w:hyperlink>
       <w:r>
         <w:rPr>
+          <w:rtl/>
+          <w:cs/>
           <w:lang w:val="ar_AE" w:bidi="ar_AE"/>
         </w:rPr>
         <w:t>): أظهر الرب سيطرته الكاملة على "رع"، إله الشمس ورئيس الآلهة المصرية، الذي كان يُحسَب أبًا للجنس البشري. فلم تستطع أي قوة في مصر أن تقاوم الرب أو تحبط خططه.</w:t>
@@ -663,11 +807,15 @@
       </w:pPr>
       <w:r>
         <w:rPr>
-          <w:lang w:val="ar_AE" w:bidi="ar_AE"/>
-        </w:rPr>
-      </w:r>
-      <w:r>
-        <w:rPr>
+          <w:rtl/>
+          <w:cs/>
+          <w:lang w:val="ar_AE" w:bidi="ar_AE"/>
+        </w:rPr>
+      </w:r>
+      <w:r>
+        <w:rPr>
+          <w:rtl/>
+          <w:cs/>
           <w:lang w:val="ar_AE" w:bidi="ar_AE"/>
         </w:rPr>
         <w:t>موت الأبكار (</w:t>
@@ -675,6 +823,8 @@
       <w:hyperlink r:id="rId23">
         <w:r>
           <w:rPr>
+            <w:rtl/>
+            <w:cs/>
             <w:lang w:val="ar_AE" w:bidi="ar_AE"/>
           </w:rPr>
           <w:rPr>
@@ -686,6 +836,8 @@
       </w:hyperlink>
       <w:r>
         <w:rPr>
+          <w:rtl/>
+          <w:cs/>
           <w:lang w:val="ar_AE" w:bidi="ar_AE"/>
         </w:rPr>
         <w:t>): أخذ الرب حياة كل بكر ذكر في العائلات المصرية، أي الابن الذي كان المصريون يعتزون به للغاية. وفي غضون ذلك، خلَّص الرب إسرائيل بواسطة ذبيحة الفصح الدموية.</w:t>
@@ -697,11 +849,15 @@
       </w:pPr>
       <w:r>
         <w:rPr>
-          <w:lang w:val="ar_AE" w:bidi="ar_AE"/>
-        </w:rPr>
-      </w:r>
-      <w:r>
-        <w:rPr>
+          <w:rtl/>
+          <w:cs/>
+          <w:lang w:val="ar_AE" w:bidi="ar_AE"/>
+        </w:rPr>
+      </w:r>
+      <w:r>
+        <w:rPr>
+          <w:rtl/>
+          <w:cs/>
           <w:lang w:val="ar_AE" w:bidi="ar_AE"/>
         </w:rPr>
         <w:t>أظهر الرب لكلٍّ من المصريين وبني إسرائيل أنه هو الإله الوحيد.</w:t>
@@ -713,11 +869,15 @@
       </w:pPr>
       <w:r>
         <w:rPr>
-          <w:lang w:val="ar_AE" w:bidi="ar_AE"/>
-        </w:rPr>
-      </w:r>
-      <w:r>
-        <w:rPr>
+          <w:rtl/>
+          <w:cs/>
+          <w:lang w:val="ar_AE" w:bidi="ar_AE"/>
+        </w:rPr>
+      </w:r>
+      <w:r>
+        <w:rPr>
+          <w:rtl/>
+          <w:cs/>
           <w:lang w:val="ar_AE" w:bidi="ar_AE"/>
         </w:rPr>
         <w:t xml:space="preserve">تسمَّى الضربات في كثير من الأحيان "آيات"، وذلك على غرار معجزات يسوع (على سبيل المثال، </w:t>
@@ -725,6 +885,8 @@
       <w:hyperlink r:id="rId24">
         <w:r>
           <w:rPr>
+            <w:rtl/>
+            <w:cs/>
             <w:lang w:val="ar_AE" w:bidi="ar_AE"/>
           </w:rPr>
           <w:rPr>
@@ -736,6 +898,8 @@
       </w:hyperlink>
       <w:r>
         <w:rPr>
+          <w:rtl/>
+          <w:cs/>
           <w:lang w:val="ar_AE" w:bidi="ar_AE"/>
         </w:rPr>
         <w:t xml:space="preserve"> </w:t>
@@ -743,6 +907,8 @@
       <w:hyperlink r:id="rId25">
         <w:r>
           <w:rPr>
+            <w:rtl/>
+            <w:cs/>
             <w:lang w:val="ar_AE" w:bidi="ar_AE"/>
           </w:rPr>
           <w:rPr>
@@ -754,6 +920,8 @@
       </w:hyperlink>
       <w:r>
         <w:rPr>
+          <w:rtl/>
+          <w:cs/>
           <w:lang w:val="ar_AE" w:bidi="ar_AE"/>
         </w:rPr>
         <w:t xml:space="preserve"> </w:t>
@@ -761,6 +929,8 @@
       <w:hyperlink r:id="rId26">
         <w:r>
           <w:rPr>
+            <w:rtl/>
+            <w:cs/>
             <w:lang w:val="ar_AE" w:bidi="ar_AE"/>
           </w:rPr>
           <w:rPr>
@@ -772,6 +942,8 @@
       </w:hyperlink>
       <w:r>
         <w:rPr>
+          <w:rtl/>
+          <w:cs/>
           <w:lang w:val="ar_AE" w:bidi="ar_AE"/>
         </w:rPr>
         <w:t xml:space="preserve"> </w:t>
@@ -779,6 +951,8 @@
       <w:hyperlink r:id="rId27">
         <w:r>
           <w:rPr>
+            <w:rtl/>
+            <w:cs/>
             <w:lang w:val="ar_AE" w:bidi="ar_AE"/>
           </w:rPr>
           <w:rPr>
@@ -790,6 +964,8 @@
       </w:hyperlink>
       <w:r>
         <w:rPr>
+          <w:rtl/>
+          <w:cs/>
           <w:lang w:val="ar_AE" w:bidi="ar_AE"/>
         </w:rPr>
         <w:t xml:space="preserve"> </w:t>
@@ -797,6 +973,8 @@
       <w:hyperlink r:id="rId28">
         <w:r>
           <w:rPr>
+            <w:rtl/>
+            <w:cs/>
             <w:lang w:val="ar_AE" w:bidi="ar_AE"/>
           </w:rPr>
           <w:rPr>
@@ -808,6 +986,8 @@
       </w:hyperlink>
       <w:r>
         <w:rPr>
+          <w:rtl/>
+          <w:cs/>
           <w:lang w:val="ar_AE" w:bidi="ar_AE"/>
         </w:rPr>
         <w:t>). تُظهر هذه الضربات أن عبادة الأشياء المخلوقة تجلب دينونة الله. وفي المقابل، تُظهر معجزات يسوع أن الله قادر على التغلب على كل الجوانب المميتة في الخليقة، وهو ما يشمل المرض، والقوى الشريرة، والطبيعة التي لا يمكن التنبؤ بها، بل والموت أيضًا، من خلال هبة الحياة.</w:t>
@@ -819,12 +999,16 @@
       </w:pPr>
       <w:r>
         <w:rPr>
+          <w:rtl/>
+          <w:cs/>
           <w:lang w:val="ar_AE" w:bidi="ar_AE"/>
         </w:rPr>
       </w:r>
       <w:r>
         <w:rPr>
           <w:u w:val="single"/>
+          <w:rtl/>
+          <w:cs/>
           <w:lang w:val="ar_AE" w:bidi="ar_AE"/>
         </w:rPr>
         <w:t>نصوص كتابية لمزيد من الدراسة</w:t>
@@ -836,12 +1020,16 @@
       </w:pPr>
       <w:r>
         <w:rPr>
+          <w:rtl/>
+          <w:cs/>
           <w:lang w:val="ar_AE" w:bidi="ar_AE"/>
         </w:rPr>
       </w:r>
       <w:hyperlink r:id="rId29">
         <w:r>
           <w:rPr>
+            <w:rtl/>
+            <w:cs/>
             <w:lang w:val="ar_AE" w:bidi="ar_AE"/>
           </w:rPr>
           <w:rPr>
@@ -853,11 +1041,15 @@
       </w:hyperlink>
       <w:r>
         <w:rPr>
-          <w:lang w:val="ar_AE" w:bidi="ar_AE"/>
-        </w:rPr>
-      </w:r>
-      <w:r>
-        <w:rPr>
+          <w:rtl/>
+          <w:cs/>
+          <w:lang w:val="ar_AE" w:bidi="ar_AE"/>
+        </w:rPr>
+      </w:r>
+      <w:r>
+        <w:rPr>
+          <w:rtl/>
+          <w:cs/>
           <w:lang w:val="ar_AE" w:bidi="ar_AE"/>
         </w:rPr>
       </w:r>
@@ -868,6 +1060,8 @@
       </w:pPr>
       <w:r>
         <w:rPr>
+          <w:rtl/>
+          <w:cs/>
           <w:lang w:val="ar_AE" w:bidi="ar_AE"/>
         </w:rPr>
       </w:r>
@@ -879,12 +1073,16 @@
       </w:pPr>
       <w:r>
         <w:rPr>
+          <w:rtl/>
+          <w:cs/>
           <w:lang w:val="ar_AE" w:bidi="ar_AE"/>
         </w:rPr>
         <w:t>ضد المسيح</w:t>
       </w:r>
       <w:r>
         <w:rPr>
+          <w:rtl/>
+          <w:cs/>
           <w:lang w:val="ar_AE" w:bidi="ar_AE"/>
         </w:rPr>
       </w:r>
@@ -895,11 +1093,15 @@
       </w:pPr>
       <w:r>
         <w:rPr>
-          <w:lang w:val="ar_AE" w:bidi="ar_AE"/>
-        </w:rPr>
-      </w:r>
-      <w:r>
-        <w:rPr>
+          <w:rtl/>
+          <w:cs/>
+          <w:lang w:val="ar_AE" w:bidi="ar_AE"/>
+        </w:rPr>
+      </w:r>
+      <w:r>
+        <w:rPr>
+          <w:rtl/>
+          <w:cs/>
           <w:lang w:val="ar_AE" w:bidi="ar_AE"/>
         </w:rPr>
         <w:t xml:space="preserve">يظهر مصطلح </w:t>
@@ -907,12 +1109,16 @@
       <w:r>
         <w:rPr>
           <w:i/>
+          <w:rtl/>
+          <w:cs/>
           <w:lang w:val="ar_AE" w:bidi="ar_AE"/>
         </w:rPr>
         <w:t>ضد</w:t>
       </w:r>
       <w:r>
         <w:rPr>
+          <w:rtl/>
+          <w:cs/>
           <w:lang w:val="ar_AE" w:bidi="ar_AE"/>
         </w:rPr>
         <w:t xml:space="preserve"> </w:t>
@@ -920,12 +1126,16 @@
       <w:r>
         <w:rPr>
           <w:i/>
+          <w:rtl/>
+          <w:cs/>
           <w:lang w:val="ar_AE" w:bidi="ar_AE"/>
         </w:rPr>
         <w:t>المسيح</w:t>
       </w:r>
       <w:r>
         <w:rPr>
+          <w:rtl/>
+          <w:cs/>
           <w:lang w:val="ar_AE" w:bidi="ar_AE"/>
         </w:rPr>
         <w:t xml:space="preserve"> في رسائل يوحنا الرسول فقط (</w:t>
@@ -933,6 +1143,8 @@
       <w:hyperlink r:id="rId30">
         <w:r>
           <w:rPr>
+            <w:rtl/>
+            <w:cs/>
             <w:lang w:val="ar_AE" w:bidi="ar_AE"/>
           </w:rPr>
           <w:rPr>
@@ -944,6 +1156,8 @@
       </w:hyperlink>
       <w:r>
         <w:rPr>
+          <w:rtl/>
+          <w:cs/>
           <w:lang w:val="ar_AE" w:bidi="ar_AE"/>
         </w:rPr>
         <w:t xml:space="preserve">, </w:t>
@@ -951,6 +1165,8 @@
       <w:hyperlink r:id="rId31">
         <w:r>
           <w:rPr>
+            <w:rtl/>
+            <w:cs/>
             <w:lang w:val="ar_AE" w:bidi="ar_AE"/>
           </w:rPr>
           <w:rPr>
@@ -962,6 +1178,8 @@
       </w:hyperlink>
       <w:r>
         <w:rPr>
+          <w:rtl/>
+          <w:cs/>
           <w:lang w:val="ar_AE" w:bidi="ar_AE"/>
         </w:rPr>
         <w:t xml:space="preserve">; </w:t>
@@ -969,6 +1187,8 @@
       <w:hyperlink r:id="rId32">
         <w:r>
           <w:rPr>
+            <w:rtl/>
+            <w:cs/>
             <w:lang w:val="ar_AE" w:bidi="ar_AE"/>
           </w:rPr>
           <w:rPr>
@@ -980,6 +1200,8 @@
       </w:hyperlink>
       <w:r>
         <w:rPr>
+          <w:rtl/>
+          <w:cs/>
           <w:lang w:val="ar_AE" w:bidi="ar_AE"/>
         </w:rPr>
         <w:t xml:space="preserve">; </w:t>
@@ -987,6 +1209,8 @@
       <w:hyperlink r:id="rId33">
         <w:r>
           <w:rPr>
+            <w:rtl/>
+            <w:cs/>
             <w:lang w:val="ar_AE" w:bidi="ar_AE"/>
           </w:rPr>
           <w:rPr>
@@ -998,6 +1222,8 @@
       </w:hyperlink>
       <w:r>
         <w:rPr>
+          <w:rtl/>
+          <w:cs/>
           <w:lang w:val="ar_AE" w:bidi="ar_AE"/>
         </w:rPr>
         <w:t>). كان يوحنا يؤمن أن العديد من أضداد المسيح سيظهرون عبر التاريخ (</w:t>
@@ -1005,6 +1231,8 @@
       <w:hyperlink r:id="rId30">
         <w:r>
           <w:rPr>
+            <w:rtl/>
+            <w:cs/>
             <w:lang w:val="ar_AE" w:bidi="ar_AE"/>
           </w:rPr>
           <w:rPr>
@@ -1016,6 +1244,8 @@
       </w:hyperlink>
       <w:r>
         <w:rPr>
+          <w:rtl/>
+          <w:cs/>
           <w:lang w:val="ar_AE" w:bidi="ar_AE"/>
         </w:rPr>
         <w:t>). وسينكر أضداد المسيح هؤلاء أن الرب يسوع إله كامل وإنسان كامل في الوقت نفسه (</w:t>
@@ -1023,6 +1253,8 @@
       <w:hyperlink r:id="rId31">
         <w:r>
           <w:rPr>
+            <w:rtl/>
+            <w:cs/>
             <w:lang w:val="ar_AE" w:bidi="ar_AE"/>
           </w:rPr>
           <w:rPr>
@@ -1034,6 +1266,8 @@
       </w:hyperlink>
       <w:r>
         <w:rPr>
+          <w:rtl/>
+          <w:cs/>
           <w:lang w:val="ar_AE" w:bidi="ar_AE"/>
         </w:rPr>
         <w:t xml:space="preserve">; </w:t>
@@ -1041,6 +1275,8 @@
       <w:hyperlink r:id="rId34">
         <w:r>
           <w:rPr>
+            <w:rtl/>
+            <w:cs/>
             <w:lang w:val="ar_AE" w:bidi="ar_AE"/>
           </w:rPr>
           <w:rPr>
@@ -1052,6 +1288,8 @@
       </w:hyperlink>
       <w:r>
         <w:rPr>
+          <w:rtl/>
+          <w:cs/>
           <w:lang w:val="ar_AE" w:bidi="ar_AE"/>
         </w:rPr>
         <w:t xml:space="preserve">; </w:t>
@@ -1059,6 +1297,8 @@
       <w:hyperlink r:id="rId33">
         <w:r>
           <w:rPr>
+            <w:rtl/>
+            <w:cs/>
             <w:lang w:val="ar_AE" w:bidi="ar_AE"/>
           </w:rPr>
           <w:rPr>
@@ -1070,6 +1310,8 @@
       </w:hyperlink>
       <w:r>
         <w:rPr>
+          <w:rtl/>
+          <w:cs/>
           <w:lang w:val="ar_AE" w:bidi="ar_AE"/>
         </w:rPr>
         <w:t>).</w:t>
@@ -1081,11 +1323,15 @@
       </w:pPr>
       <w:r>
         <w:rPr>
-          <w:lang w:val="ar_AE" w:bidi="ar_AE"/>
-        </w:rPr>
-      </w:r>
-      <w:r>
-        <w:rPr>
+          <w:rtl/>
+          <w:cs/>
+          <w:lang w:val="ar_AE" w:bidi="ar_AE"/>
+        </w:rPr>
+      </w:r>
+      <w:r>
+        <w:rPr>
+          <w:rtl/>
+          <w:cs/>
           <w:lang w:val="ar_AE" w:bidi="ar_AE"/>
         </w:rPr>
         <w:t>يذكر الرسول بولس "إنسان الخطية" الذي سيظهر في الأوقات الأخيرة لبدء تمرد ضد الله (</w:t>
@@ -1093,6 +1339,8 @@
       <w:hyperlink r:id="rId35">
         <w:r>
           <w:rPr>
+            <w:rtl/>
+            <w:cs/>
             <w:lang w:val="ar_AE" w:bidi="ar_AE"/>
           </w:rPr>
           <w:rPr>
@@ -1104,18 +1352,24 @@
       </w:hyperlink>
       <w:r>
         <w:rPr>
+          <w:rtl/>
+          <w:cs/>
           <w:lang w:val="ar_AE" w:bidi="ar_AE"/>
         </w:rPr>
         <w:t>). هذا الشخص "</w:t>
       </w:r>
       <w:r>
         <w:rPr>
+          <w:rtl/>
+          <w:cs/>
           <w:lang w:val="ar_AE" w:bidi="ar_AE"/>
         </w:rPr>
         <w:t>ٱلَّذِي مَجِيئُهُ بِعَمَلِ ٱلشَّيْطَانِ</w:t>
       </w:r>
       <w:r>
         <w:rPr>
+          <w:rtl/>
+          <w:cs/>
           <w:lang w:val="ar_AE" w:bidi="ar_AE"/>
         </w:rPr>
         <w:t>." ويحدث ذلك بشكل رئيسي من خلال الخداع. سفر الرؤيا لا يسميه "ضد المسيح" تحديدًا، لكن "إنسان الخطية" هذا، سيقاوم الحق، مثل "أضداد المسيح" في رسائل يوحنا.</w:t>
@@ -1127,11 +1381,15 @@
       </w:pPr>
       <w:r>
         <w:rPr>
-          <w:lang w:val="ar_AE" w:bidi="ar_AE"/>
-        </w:rPr>
-      </w:r>
-      <w:r>
-        <w:rPr>
+          <w:rtl/>
+          <w:cs/>
+          <w:lang w:val="ar_AE" w:bidi="ar_AE"/>
+        </w:rPr>
+      </w:r>
+      <w:r>
+        <w:rPr>
+          <w:rtl/>
+          <w:cs/>
           <w:lang w:val="ar_AE" w:bidi="ar_AE"/>
         </w:rPr>
         <w:t xml:space="preserve">في </w:t>
@@ -1139,6 +1397,8 @@
       <w:hyperlink r:id="rId36">
         <w:r>
           <w:rPr>
+            <w:rtl/>
+            <w:cs/>
             <w:lang w:val="ar_AE" w:bidi="ar_AE"/>
           </w:rPr>
           <w:rPr>
@@ -1150,18 +1410,24 @@
       </w:hyperlink>
       <w:r>
         <w:rPr>
+          <w:rtl/>
+          <w:cs/>
           <w:lang w:val="ar_AE" w:bidi="ar_AE"/>
         </w:rPr>
         <w:t xml:space="preserve">، الروح المعارض ليسوع المسيح يُشار إليه باسم "وحش آخر" يخدم التنين (الشيطان) والوحش الأول. رقم هذا المسيح الدجال، 666، وهو في الغالب رمزًا للإمبراطور نيرون، أو ربما يكون رمزًا للإمبراطور دوميتيان (انظر </w:t>
       </w:r>
       <w:r>
         <w:rPr>
+          <w:rtl/>
+          <w:cs/>
           <w:lang w:val="ar_AE" w:bidi="ar_AE"/>
         </w:rPr>
         <w:t>ملاحظة الدراسة على 17:8</w:t>
       </w:r>
       <w:r>
         <w:rPr>
+          <w:rtl/>
+          <w:cs/>
           <w:lang w:val="ar_AE" w:bidi="ar_AE"/>
         </w:rPr>
         <w:t>). كانت عبادة الإمبراطور، التي أعلنت أن "قيصر هو الرب!"، ديانة زائفة تعارض إعلان أن يسوع المسيح هو الرب.</w:t>
@@ -1173,11 +1439,15 @@
       </w:pPr>
       <w:r>
         <w:rPr>
-          <w:lang w:val="ar_AE" w:bidi="ar_AE"/>
-        </w:rPr>
-      </w:r>
-      <w:r>
-        <w:rPr>
+          <w:rtl/>
+          <w:cs/>
+          <w:lang w:val="ar_AE" w:bidi="ar_AE"/>
+        </w:rPr>
+      </w:r>
+      <w:r>
+        <w:rPr>
+          <w:rtl/>
+          <w:cs/>
           <w:lang w:val="ar_AE" w:bidi="ar_AE"/>
         </w:rPr>
         <w:t>لا يمكننا التأكد ما إذا كان يوحنا يتوقع مجيء ضد المسيح النهائي لشخص أعظم من القادة مثل نيرون أو دوميتيان. ومع ذلك، فيجب على المسيحيين أن يدركوا وجود الشر. كما يجب عليهم أن يدركوا معارضته للمسيح في الأفراد وفي هياكل السلطة في جميع أنحاء العالم. قد تؤدي مقاومة هؤلاء الأعداء إلى الاضطهاد، وحتى إلى الموت. لكن رجاؤنا يكمن في النصر النهائي من خلال المسيح.</w:t>
@@ -1189,12 +1459,16 @@
       </w:pPr>
       <w:r>
         <w:rPr>
+          <w:rtl/>
+          <w:cs/>
           <w:lang w:val="ar_AE" w:bidi="ar_AE"/>
         </w:rPr>
       </w:r>
       <w:r>
         <w:rPr>
           <w:u w:val="single"/>
+          <w:rtl/>
+          <w:cs/>
           <w:lang w:val="ar_AE" w:bidi="ar_AE"/>
         </w:rPr>
         <w:t>مقاطع لمزيد من الدراسة</w:t>
@@ -1206,12 +1480,16 @@
       </w:pPr>
       <w:r>
         <w:rPr>
+          <w:rtl/>
+          <w:cs/>
           <w:lang w:val="ar_AE" w:bidi="ar_AE"/>
         </w:rPr>
       </w:r>
       <w:hyperlink r:id="rId37">
         <w:r>
           <w:rPr>
+            <w:rtl/>
+            <w:cs/>
             <w:lang w:val="ar_AE" w:bidi="ar_AE"/>
           </w:rPr>
           <w:rPr>
@@ -1223,6 +1501,8 @@
       </w:hyperlink>
       <w:r>
         <w:rPr>
+          <w:rtl/>
+          <w:cs/>
           <w:lang w:val="ar_AE" w:bidi="ar_AE"/>
         </w:rPr>
         <w:t xml:space="preserve">؛ </w:t>
@@ -1230,6 +1510,8 @@
       <w:hyperlink r:id="rId30">
         <w:r>
           <w:rPr>
+            <w:rtl/>
+            <w:cs/>
             <w:lang w:val="ar_AE" w:bidi="ar_AE"/>
           </w:rPr>
           <w:rPr>
@@ -1241,6 +1523,8 @@
       </w:hyperlink>
       <w:r>
         <w:rPr>
+          <w:rtl/>
+          <w:cs/>
           <w:lang w:val="ar_AE" w:bidi="ar_AE"/>
         </w:rPr>
         <w:t xml:space="preserve">، </w:t>
@@ -1248,6 +1532,8 @@
       <w:hyperlink r:id="rId31">
         <w:r>
           <w:rPr>
+            <w:rtl/>
+            <w:cs/>
             <w:lang w:val="ar_AE" w:bidi="ar_AE"/>
           </w:rPr>
           <w:rPr>
@@ -1259,6 +1545,8 @@
       </w:hyperlink>
       <w:r>
         <w:rPr>
+          <w:rtl/>
+          <w:cs/>
           <w:lang w:val="ar_AE" w:bidi="ar_AE"/>
         </w:rPr>
         <w:t xml:space="preserve">؛ </w:t>
@@ -1266,6 +1554,8 @@
       <w:hyperlink r:id="rId34">
         <w:r>
           <w:rPr>
+            <w:rtl/>
+            <w:cs/>
             <w:lang w:val="ar_AE" w:bidi="ar_AE"/>
           </w:rPr>
           <w:rPr>
@@ -1277,6 +1567,8 @@
       </w:hyperlink>
       <w:r>
         <w:rPr>
+          <w:rtl/>
+          <w:cs/>
           <w:lang w:val="ar_AE" w:bidi="ar_AE"/>
         </w:rPr>
         <w:t xml:space="preserve">؛ </w:t>
@@ -1284,6 +1576,8 @@
       <w:hyperlink r:id="rId33">
         <w:r>
           <w:rPr>
+            <w:rtl/>
+            <w:cs/>
             <w:lang w:val="ar_AE" w:bidi="ar_AE"/>
           </w:rPr>
           <w:rPr>
@@ -1295,6 +1589,8 @@
       </w:hyperlink>
       <w:r>
         <w:rPr>
+          <w:rtl/>
+          <w:cs/>
           <w:lang w:val="ar_AE" w:bidi="ar_AE"/>
         </w:rPr>
         <w:t xml:space="preserve">؛ </w:t>
@@ -1302,6 +1598,8 @@
       <w:hyperlink r:id="rId38">
         <w:r>
           <w:rPr>
+            <w:rtl/>
+            <w:cs/>
             <w:lang w:val="ar_AE" w:bidi="ar_AE"/>
           </w:rPr>
           <w:rPr>
@@ -1313,11 +1611,15 @@
       </w:hyperlink>
       <w:r>
         <w:rPr>
-          <w:lang w:val="ar_AE" w:bidi="ar_AE"/>
-        </w:rPr>
-      </w:r>
-      <w:r>
-        <w:rPr>
+          <w:rtl/>
+          <w:cs/>
+          <w:lang w:val="ar_AE" w:bidi="ar_AE"/>
+        </w:rPr>
+      </w:r>
+      <w:r>
+        <w:rPr>
+          <w:rtl/>
+          <w:cs/>
           <w:lang w:val="ar_AE" w:bidi="ar_AE"/>
         </w:rPr>
       </w:r>

--- a/arb/docx/013.content.docx
+++ b/arb/docx/013.content.docx
@@ -329,20 +329,14 @@
         </w:rPr>
         <w:t xml:space="preserve">على الأرجح، كان بنو إسرائيل قد نسوا من هو الله. فقد عاشوا مئات السنين في مصر، في مجتمع كان يعبد الكثير من الآلهة الزائفة. فكلُّ ما كان بنو إسرائيل يؤمنون به عن الله عندما ذهبوا أولًا إلى مصر تأثَّر بوجهات النظر الوثنية خلال مدة إقامتهم هناك (انظر </w:t>
       </w:r>
-      <w:hyperlink r:id="rId13">
-        <w:r>
-          <w:rPr>
-            <w:rtl/>
-            <w:cs/>
-            <w:lang w:val="ar_AE" w:bidi="ar_AE"/>
-          </w:rPr>
-          <w:rPr>
-            <w:color w:val="0000EE"/>
-            <w:u w:val="single"/>
-          </w:rPr>
-          <w:t>خروج 32</w:t>
-        </w:r>
-      </w:hyperlink>
+      <w:r>
+        <w:rPr>
+          <w:rtl/>
+          <w:cs/>
+          <w:lang w:val="ar_AE" w:bidi="ar_AE"/>
+        </w:rPr>
+        <w:t>خروج 32</w:t>
+      </w:r>
       <w:r>
         <w:rPr>
           <w:rtl/>
@@ -398,20 +392,14 @@
         </w:rPr>
         <w:t>تحوُّل مياه نهر النيل إلى دم (</w:t>
       </w:r>
-      <w:hyperlink r:id="rId14">
-        <w:r>
-          <w:rPr>
-            <w:rtl/>
-            <w:cs/>
-            <w:lang w:val="ar_AE" w:bidi="ar_AE"/>
-          </w:rPr>
-          <w:rPr>
-            <w:color w:val="0000EE"/>
-            <w:u w:val="single"/>
-          </w:rPr>
-          <w:t>7: 14–25</w:t>
-        </w:r>
-      </w:hyperlink>
+      <w:r>
+        <w:rPr>
+          <w:rtl/>
+          <w:cs/>
+          <w:lang w:val="ar_AE" w:bidi="ar_AE"/>
+        </w:rPr>
+        <w:t>7: 14–25</w:t>
+      </w:r>
       <w:r>
         <w:rPr>
           <w:rtl/>
@@ -443,20 +431,14 @@
         </w:rPr>
         <w:t>الضفادع (</w:t>
       </w:r>
-      <w:hyperlink r:id="rId15">
-        <w:r>
-          <w:rPr>
-            <w:rtl/>
-            <w:cs/>
-            <w:lang w:val="ar_AE" w:bidi="ar_AE"/>
-          </w:rPr>
-          <w:rPr>
-            <w:color w:val="0000EE"/>
-            <w:u w:val="single"/>
-          </w:rPr>
-          <w:t>8: 1–15</w:t>
-        </w:r>
-      </w:hyperlink>
+      <w:r>
+        <w:rPr>
+          <w:rtl/>
+          <w:cs/>
+          <w:lang w:val="ar_AE" w:bidi="ar_AE"/>
+        </w:rPr>
+        <w:t>8: 1–15</w:t>
+      </w:r>
       <w:r>
         <w:rPr>
           <w:rtl/>
@@ -488,20 +470,14 @@
         </w:rPr>
         <w:t>البعوض (</w:t>
       </w:r>
-      <w:hyperlink r:id="rId16">
-        <w:r>
-          <w:rPr>
-            <w:rtl/>
-            <w:cs/>
-            <w:lang w:val="ar_AE" w:bidi="ar_AE"/>
-          </w:rPr>
-          <w:rPr>
-            <w:color w:val="0000EE"/>
-            <w:u w:val="single"/>
-          </w:rPr>
-          <w:t>8:16–19</w:t>
-        </w:r>
-      </w:hyperlink>
+      <w:r>
+        <w:rPr>
+          <w:rtl/>
+          <w:cs/>
+          <w:lang w:val="ar_AE" w:bidi="ar_AE"/>
+        </w:rPr>
+        <w:t>8:16–19</w:t>
+      </w:r>
       <w:r>
         <w:rPr>
           <w:rtl/>
@@ -533,20 +509,14 @@
         </w:rPr>
         <w:t>الذبان (</w:t>
       </w:r>
-      <w:hyperlink r:id="rId17">
-        <w:r>
-          <w:rPr>
-            <w:rtl/>
-            <w:cs/>
-            <w:lang w:val="ar_AE" w:bidi="ar_AE"/>
-          </w:rPr>
-          <w:rPr>
-            <w:color w:val="0000EE"/>
-            <w:u w:val="single"/>
-          </w:rPr>
-          <w:t>8: 20–32</w:t>
-        </w:r>
-      </w:hyperlink>
+      <w:r>
+        <w:rPr>
+          <w:rtl/>
+          <w:cs/>
+          <w:lang w:val="ar_AE" w:bidi="ar_AE"/>
+        </w:rPr>
+        <w:t>8: 20–32</w:t>
+      </w:r>
       <w:r>
         <w:rPr>
           <w:rtl/>
@@ -595,20 +565,14 @@
         </w:rPr>
         <w:t>(</w:t>
       </w:r>
-      <w:hyperlink r:id="rId18">
-        <w:r>
-          <w:rPr>
-            <w:rtl/>
-            <w:cs/>
-            <w:lang w:val="ar_AE" w:bidi="ar_AE"/>
-          </w:rPr>
-          <w:rPr>
-            <w:color w:val="0000EE"/>
-            <w:u w:val="single"/>
-          </w:rPr>
-          <w:t>9: 1–7</w:t>
-        </w:r>
-      </w:hyperlink>
+      <w:r>
+        <w:rPr>
+          <w:rtl/>
+          <w:cs/>
+          <w:lang w:val="ar_AE" w:bidi="ar_AE"/>
+        </w:rPr>
+        <w:t>9: 1–7</w:t>
+      </w:r>
       <w:r>
         <w:rPr>
           <w:rtl/>
@@ -640,20 +604,14 @@
         </w:rPr>
         <w:t>دمامل ببثور (</w:t>
       </w:r>
-      <w:hyperlink r:id="rId19">
-        <w:r>
-          <w:rPr>
-            <w:rtl/>
-            <w:cs/>
-            <w:lang w:val="ar_AE" w:bidi="ar_AE"/>
-          </w:rPr>
-          <w:rPr>
-            <w:color w:val="0000EE"/>
-            <w:u w:val="single"/>
-          </w:rPr>
-          <w:t>9: 8–12</w:t>
-        </w:r>
-      </w:hyperlink>
+      <w:r>
+        <w:rPr>
+          <w:rtl/>
+          <w:cs/>
+          <w:lang w:val="ar_AE" w:bidi="ar_AE"/>
+        </w:rPr>
+        <w:t>9: 8–12</w:t>
+      </w:r>
       <w:r>
         <w:rPr>
           <w:rtl/>
@@ -685,20 +643,14 @@
         </w:rPr>
         <w:t>البَرَد (</w:t>
       </w:r>
-      <w:hyperlink r:id="rId20">
-        <w:r>
-          <w:rPr>
-            <w:rtl/>
-            <w:cs/>
-            <w:lang w:val="ar_AE" w:bidi="ar_AE"/>
-          </w:rPr>
-          <w:rPr>
-            <w:color w:val="0000EE"/>
-            <w:u w:val="single"/>
-          </w:rPr>
-          <w:t>9: 13–35</w:t>
-        </w:r>
-      </w:hyperlink>
+      <w:r>
+        <w:rPr>
+          <w:rtl/>
+          <w:cs/>
+          <w:lang w:val="ar_AE" w:bidi="ar_AE"/>
+        </w:rPr>
+        <w:t>9: 13–35</w:t>
+      </w:r>
       <w:r>
         <w:rPr>
           <w:rtl/>
@@ -730,20 +682,14 @@
         </w:rPr>
         <w:t>الجراد (</w:t>
       </w:r>
-      <w:hyperlink r:id="rId21">
-        <w:r>
-          <w:rPr>
-            <w:rtl/>
-            <w:cs/>
-            <w:lang w:val="ar_AE" w:bidi="ar_AE"/>
-          </w:rPr>
-          <w:rPr>
-            <w:color w:val="0000EE"/>
-            <w:u w:val="single"/>
-          </w:rPr>
-          <w:t>10: 1–20</w:t>
-        </w:r>
-      </w:hyperlink>
+      <w:r>
+        <w:rPr>
+          <w:rtl/>
+          <w:cs/>
+          <w:lang w:val="ar_AE" w:bidi="ar_AE"/>
+        </w:rPr>
+        <w:t>10: 1–20</w:t>
+      </w:r>
       <w:r>
         <w:rPr>
           <w:rtl/>
@@ -775,20 +721,14 @@
         </w:rPr>
         <w:t>الظلام (</w:t>
       </w:r>
-      <w:hyperlink r:id="rId22">
-        <w:r>
-          <w:rPr>
-            <w:rtl/>
-            <w:cs/>
-            <w:lang w:val="ar_AE" w:bidi="ar_AE"/>
-          </w:rPr>
-          <w:rPr>
-            <w:color w:val="0000EE"/>
-            <w:u w:val="single"/>
-          </w:rPr>
-          <w:t>10: 21–29</w:t>
-        </w:r>
-      </w:hyperlink>
+      <w:r>
+        <w:rPr>
+          <w:rtl/>
+          <w:cs/>
+          <w:lang w:val="ar_AE" w:bidi="ar_AE"/>
+        </w:rPr>
+        <w:t>10: 21–29</w:t>
+      </w:r>
       <w:r>
         <w:rPr>
           <w:rtl/>
@@ -820,20 +760,14 @@
         </w:rPr>
         <w:t>موت الأبكار (</w:t>
       </w:r>
-      <w:hyperlink r:id="rId23">
-        <w:r>
-          <w:rPr>
-            <w:rtl/>
-            <w:cs/>
-            <w:lang w:val="ar_AE" w:bidi="ar_AE"/>
-          </w:rPr>
-          <w:rPr>
-            <w:color w:val="0000EE"/>
-            <w:u w:val="single"/>
-          </w:rPr>
-          <w:t>11: 1–12: 30</w:t>
-        </w:r>
-      </w:hyperlink>
+      <w:r>
+        <w:rPr>
+          <w:rtl/>
+          <w:cs/>
+          <w:lang w:val="ar_AE" w:bidi="ar_AE"/>
+        </w:rPr>
+        <w:t>11: 1–12: 30</w:t>
+      </w:r>
       <w:r>
         <w:rPr>
           <w:rtl/>
@@ -882,20 +816,14 @@
         </w:rPr>
         <w:t xml:space="preserve">تسمَّى الضربات في كثير من الأحيان "آيات"، وذلك على غرار معجزات يسوع (على سبيل المثال، </w:t>
       </w:r>
-      <w:hyperlink r:id="rId24">
-        <w:r>
-          <w:rPr>
-            <w:rtl/>
-            <w:cs/>
-            <w:lang w:val="ar_AE" w:bidi="ar_AE"/>
-          </w:rPr>
-          <w:rPr>
-            <w:color w:val="0000EE"/>
-            <w:u w:val="single"/>
-          </w:rPr>
-          <w:t>خروج 7: 3؛</w:t>
-        </w:r>
-      </w:hyperlink>
+      <w:r>
+        <w:rPr>
+          <w:rtl/>
+          <w:cs/>
+          <w:lang w:val="ar_AE" w:bidi="ar_AE"/>
+        </w:rPr>
+        <w:t>خروج 7: 3؛</w:t>
+      </w:r>
       <w:r>
         <w:rPr>
           <w:rtl/>
@@ -904,20 +832,14 @@
         </w:rPr>
         <w:t xml:space="preserve"> </w:t>
       </w:r>
-      <w:hyperlink r:id="rId25">
-        <w:r>
-          <w:rPr>
-            <w:rtl/>
-            <w:cs/>
-            <w:lang w:val="ar_AE" w:bidi="ar_AE"/>
-          </w:rPr>
-          <w:rPr>
-            <w:color w:val="0000EE"/>
-            <w:u w:val="single"/>
-          </w:rPr>
-          <w:t>10: 1–2؛</w:t>
-        </w:r>
-      </w:hyperlink>
+      <w:r>
+        <w:rPr>
+          <w:rtl/>
+          <w:cs/>
+          <w:lang w:val="ar_AE" w:bidi="ar_AE"/>
+        </w:rPr>
+        <w:t>10: 1–2؛</w:t>
+      </w:r>
       <w:r>
         <w:rPr>
           <w:rtl/>
@@ -926,20 +848,14 @@
         </w:rPr>
         <w:t xml:space="preserve"> </w:t>
       </w:r>
-      <w:hyperlink r:id="rId26">
-        <w:r>
-          <w:rPr>
-            <w:rtl/>
-            <w:cs/>
-            <w:lang w:val="ar_AE" w:bidi="ar_AE"/>
-          </w:rPr>
-          <w:rPr>
-            <w:color w:val="0000EE"/>
-            <w:u w:val="single"/>
-          </w:rPr>
-          <w:t>يوحنا 2: 23؛</w:t>
-        </w:r>
-      </w:hyperlink>
+      <w:r>
+        <w:rPr>
+          <w:rtl/>
+          <w:cs/>
+          <w:lang w:val="ar_AE" w:bidi="ar_AE"/>
+        </w:rPr>
+        <w:t>يوحنا 2: 23؛</w:t>
+      </w:r>
       <w:r>
         <w:rPr>
           <w:rtl/>
@@ -948,20 +864,14 @@
         </w:rPr>
         <w:t xml:space="preserve"> </w:t>
       </w:r>
-      <w:hyperlink r:id="rId27">
-        <w:r>
-          <w:rPr>
-            <w:rtl/>
-            <w:cs/>
-            <w:lang w:val="ar_AE" w:bidi="ar_AE"/>
-          </w:rPr>
-          <w:rPr>
-            <w:color w:val="0000EE"/>
-            <w:u w:val="single"/>
-          </w:rPr>
-          <w:t>4: 48؛</w:t>
-        </w:r>
-      </w:hyperlink>
+      <w:r>
+        <w:rPr>
+          <w:rtl/>
+          <w:cs/>
+          <w:lang w:val="ar_AE" w:bidi="ar_AE"/>
+        </w:rPr>
+        <w:t>4: 48؛</w:t>
+      </w:r>
       <w:r>
         <w:rPr>
           <w:rtl/>
@@ -970,20 +880,14 @@
         </w:rPr>
         <w:t xml:space="preserve"> </w:t>
       </w:r>
-      <w:hyperlink r:id="rId28">
-        <w:r>
-          <w:rPr>
-            <w:rtl/>
-            <w:cs/>
-            <w:lang w:val="ar_AE" w:bidi="ar_AE"/>
-          </w:rPr>
-          <w:rPr>
-            <w:color w:val="0000EE"/>
-            <w:u w:val="single"/>
-          </w:rPr>
-          <w:t>12: 37</w:t>
-        </w:r>
-      </w:hyperlink>
+      <w:r>
+        <w:rPr>
+          <w:rtl/>
+          <w:cs/>
+          <w:lang w:val="ar_AE" w:bidi="ar_AE"/>
+        </w:rPr>
+        <w:t>12: 37</w:t>
+      </w:r>
       <w:r>
         <w:rPr>
           <w:rtl/>
@@ -1025,20 +929,14 @@
           <w:lang w:val="ar_AE" w:bidi="ar_AE"/>
         </w:rPr>
       </w:r>
-      <w:hyperlink r:id="rId29">
-        <w:r>
-          <w:rPr>
-            <w:rtl/>
-            <w:cs/>
-            <w:lang w:val="ar_AE" w:bidi="ar_AE"/>
-          </w:rPr>
-          <w:rPr>
-            <w:color w:val="0000EE"/>
-            <w:u w:val="single"/>
-          </w:rPr>
-          <w:t>تكوين 12: 15–20؛ 20: 1–18؛ خروج 7: 3–5؛ 7: 14–11: 10؛ 12: 28–33؛ 32: 35؛ العدد 11: 33؛ 12: 1–15؛ 16: 43–50؛ 1ملوك 13: 4؛ 2ملوك 2: 24؛ 2أخبار الأيام 26: 16–21؛ أعمال الرسل 5: 1–11</w:t>
-        </w:r>
-      </w:hyperlink>
+      <w:r>
+        <w:rPr>
+          <w:rtl/>
+          <w:cs/>
+          <w:lang w:val="ar_AE" w:bidi="ar_AE"/>
+        </w:rPr>
+        <w:t>تكوين 12: 15–20؛ 20: 1–18؛ خروج 7: 3–5؛ 7: 14–11: 10؛ 12: 28–33؛ 32: 35؛ العدد 11: 33؛ 12: 1–15؛ 16: 43–50؛ 1ملوك 13: 4؛ 2ملوك 2: 24؛ 2أخبار الأيام 26: 16–21؛ أعمال الرسل 5: 1–11</w:t>
+      </w:r>
       <w:r>
         <w:rPr>
           <w:rtl/>
@@ -1140,20 +1038,14 @@
         </w:rPr>
         <w:t xml:space="preserve"> في رسائل يوحنا الرسول فقط (</w:t>
       </w:r>
-      <w:hyperlink r:id="rId30">
-        <w:r>
-          <w:rPr>
-            <w:rtl/>
-            <w:cs/>
-            <w:lang w:val="ar_AE" w:bidi="ar_AE"/>
-          </w:rPr>
-          <w:rPr>
-            <w:color w:val="0000EE"/>
-            <w:u w:val="single"/>
-          </w:rPr>
-          <w:t>1 يوحنا 2:18</w:t>
-        </w:r>
-      </w:hyperlink>
+      <w:r>
+        <w:rPr>
+          <w:rtl/>
+          <w:cs/>
+          <w:lang w:val="ar_AE" w:bidi="ar_AE"/>
+        </w:rPr>
+        <w:t>1 يوحنا 2:18</w:t>
+      </w:r>
       <w:r>
         <w:rPr>
           <w:rtl/>
@@ -1162,20 +1054,14 @@
         </w:rPr>
         <w:t xml:space="preserve">, </w:t>
       </w:r>
-      <w:hyperlink r:id="rId31">
-        <w:r>
-          <w:rPr>
-            <w:rtl/>
-            <w:cs/>
-            <w:lang w:val="ar_AE" w:bidi="ar_AE"/>
-          </w:rPr>
-          <w:rPr>
-            <w:color w:val="0000EE"/>
-            <w:u w:val="single"/>
-          </w:rPr>
-          <w:t>22</w:t>
-        </w:r>
-      </w:hyperlink>
+      <w:r>
+        <w:rPr>
+          <w:rtl/>
+          <w:cs/>
+          <w:lang w:val="ar_AE" w:bidi="ar_AE"/>
+        </w:rPr>
+        <w:t>22</w:t>
+      </w:r>
       <w:r>
         <w:rPr>
           <w:rtl/>
@@ -1184,20 +1070,14 @@
         </w:rPr>
         <w:t xml:space="preserve">; </w:t>
       </w:r>
-      <w:hyperlink r:id="rId32">
-        <w:r>
-          <w:rPr>
-            <w:rtl/>
-            <w:cs/>
-            <w:lang w:val="ar_AE" w:bidi="ar_AE"/>
-          </w:rPr>
-          <w:rPr>
-            <w:color w:val="0000EE"/>
-            <w:u w:val="single"/>
-          </w:rPr>
-          <w:t>4:3</w:t>
-        </w:r>
-      </w:hyperlink>
+      <w:r>
+        <w:rPr>
+          <w:rtl/>
+          <w:cs/>
+          <w:lang w:val="ar_AE" w:bidi="ar_AE"/>
+        </w:rPr>
+        <w:t>4:3</w:t>
+      </w:r>
       <w:r>
         <w:rPr>
           <w:rtl/>
@@ -1206,20 +1086,14 @@
         </w:rPr>
         <w:t xml:space="preserve">; </w:t>
       </w:r>
-      <w:hyperlink r:id="rId33">
-        <w:r>
-          <w:rPr>
-            <w:rtl/>
-            <w:cs/>
-            <w:lang w:val="ar_AE" w:bidi="ar_AE"/>
-          </w:rPr>
-          <w:rPr>
-            <w:color w:val="0000EE"/>
-            <w:u w:val="single"/>
-          </w:rPr>
-          <w:t>2 يوحنا 1:7</w:t>
-        </w:r>
-      </w:hyperlink>
+      <w:r>
+        <w:rPr>
+          <w:rtl/>
+          <w:cs/>
+          <w:lang w:val="ar_AE" w:bidi="ar_AE"/>
+        </w:rPr>
+        <w:t>2 يوحنا 1:7</w:t>
+      </w:r>
       <w:r>
         <w:rPr>
           <w:rtl/>
@@ -1228,20 +1102,14 @@
         </w:rPr>
         <w:t>). كان يوحنا يؤمن أن العديد من أضداد المسيح سيظهرون عبر التاريخ (</w:t>
       </w:r>
-      <w:hyperlink r:id="rId30">
-        <w:r>
-          <w:rPr>
-            <w:rtl/>
-            <w:cs/>
-            <w:lang w:val="ar_AE" w:bidi="ar_AE"/>
-          </w:rPr>
-          <w:rPr>
-            <w:color w:val="0000EE"/>
-            <w:u w:val="single"/>
-          </w:rPr>
-          <w:t>1 يوحنا 2:18</w:t>
-        </w:r>
-      </w:hyperlink>
+      <w:r>
+        <w:rPr>
+          <w:rtl/>
+          <w:cs/>
+          <w:lang w:val="ar_AE" w:bidi="ar_AE"/>
+        </w:rPr>
+        <w:t>1 يوحنا 2:18</w:t>
+      </w:r>
       <w:r>
         <w:rPr>
           <w:rtl/>
@@ -1250,20 +1118,14 @@
         </w:rPr>
         <w:t>). وسينكر أضداد المسيح هؤلاء أن الرب يسوع إله كامل وإنسان كامل في الوقت نفسه (</w:t>
       </w:r>
-      <w:hyperlink r:id="rId31">
-        <w:r>
-          <w:rPr>
-            <w:rtl/>
-            <w:cs/>
-            <w:lang w:val="ar_AE" w:bidi="ar_AE"/>
-          </w:rPr>
-          <w:rPr>
-            <w:color w:val="0000EE"/>
-            <w:u w:val="single"/>
-          </w:rPr>
-          <w:t>1 يوحنا 2:22</w:t>
-        </w:r>
-      </w:hyperlink>
+      <w:r>
+        <w:rPr>
+          <w:rtl/>
+          <w:cs/>
+          <w:lang w:val="ar_AE" w:bidi="ar_AE"/>
+        </w:rPr>
+        <w:t>1 يوحنا 2:22</w:t>
+      </w:r>
       <w:r>
         <w:rPr>
           <w:rtl/>
@@ -1272,20 +1134,14 @@
         </w:rPr>
         <w:t xml:space="preserve">; </w:t>
       </w:r>
-      <w:hyperlink r:id="rId34">
-        <w:r>
-          <w:rPr>
-            <w:rtl/>
-            <w:cs/>
-            <w:lang w:val="ar_AE" w:bidi="ar_AE"/>
-          </w:rPr>
-          <w:rPr>
-            <w:color w:val="0000EE"/>
-            <w:u w:val="single"/>
-          </w:rPr>
-          <w:t>4:2–3</w:t>
-        </w:r>
-      </w:hyperlink>
+      <w:r>
+        <w:rPr>
+          <w:rtl/>
+          <w:cs/>
+          <w:lang w:val="ar_AE" w:bidi="ar_AE"/>
+        </w:rPr>
+        <w:t>4:2–3</w:t>
+      </w:r>
       <w:r>
         <w:rPr>
           <w:rtl/>
@@ -1294,20 +1150,14 @@
         </w:rPr>
         <w:t xml:space="preserve">; </w:t>
       </w:r>
-      <w:hyperlink r:id="rId33">
-        <w:r>
-          <w:rPr>
-            <w:rtl/>
-            <w:cs/>
-            <w:lang w:val="ar_AE" w:bidi="ar_AE"/>
-          </w:rPr>
-          <w:rPr>
-            <w:color w:val="0000EE"/>
-            <w:u w:val="single"/>
-          </w:rPr>
-          <w:t>2 يوحنا 1:7</w:t>
-        </w:r>
-      </w:hyperlink>
+      <w:r>
+        <w:rPr>
+          <w:rtl/>
+          <w:cs/>
+          <w:lang w:val="ar_AE" w:bidi="ar_AE"/>
+        </w:rPr>
+        <w:t>2 يوحنا 1:7</w:t>
+      </w:r>
       <w:r>
         <w:rPr>
           <w:rtl/>
@@ -1336,20 +1186,14 @@
         </w:rPr>
         <w:t>يذكر الرسول بولس "إنسان الخطية" الذي سيظهر في الأوقات الأخيرة لبدء تمرد ضد الله (</w:t>
       </w:r>
-      <w:hyperlink r:id="rId35">
-        <w:r>
-          <w:rPr>
-            <w:rtl/>
-            <w:cs/>
-            <w:lang w:val="ar_AE" w:bidi="ar_AE"/>
-          </w:rPr>
-          <w:rPr>
-            <w:color w:val="0000EE"/>
-            <w:u w:val="single"/>
-          </w:rPr>
-          <w:t>2 تسالونيكي 2:1–12</w:t>
-        </w:r>
-      </w:hyperlink>
+      <w:r>
+        <w:rPr>
+          <w:rtl/>
+          <w:cs/>
+          <w:lang w:val="ar_AE" w:bidi="ar_AE"/>
+        </w:rPr>
+        <w:t>2 تسالونيكي 2:1–12</w:t>
+      </w:r>
       <w:r>
         <w:rPr>
           <w:rtl/>
@@ -1394,20 +1238,14 @@
         </w:rPr>
         <w:t xml:space="preserve">في </w:t>
       </w:r>
-      <w:hyperlink r:id="rId36">
-        <w:r>
-          <w:rPr>
-            <w:rtl/>
-            <w:cs/>
-            <w:lang w:val="ar_AE" w:bidi="ar_AE"/>
-          </w:rPr>
-          <w:rPr>
-            <w:color w:val="0000EE"/>
-            <w:u w:val="single"/>
-          </w:rPr>
-          <w:t>رؤيا 13</w:t>
-        </w:r>
-      </w:hyperlink>
+      <w:r>
+        <w:rPr>
+          <w:rtl/>
+          <w:cs/>
+          <w:lang w:val="ar_AE" w:bidi="ar_AE"/>
+        </w:rPr>
+        <w:t>رؤيا 13</w:t>
+      </w:r>
       <w:r>
         <w:rPr>
           <w:rtl/>
@@ -1485,20 +1323,14 @@
           <w:lang w:val="ar_AE" w:bidi="ar_AE"/>
         </w:rPr>
       </w:r>
-      <w:hyperlink r:id="rId37">
-        <w:r>
-          <w:rPr>
-            <w:rtl/>
-            <w:cs/>
-            <w:lang w:val="ar_AE" w:bidi="ar_AE"/>
-          </w:rPr>
-          <w:rPr>
-            <w:color w:val="0000EE"/>
-            <w:u w:val="single"/>
-          </w:rPr>
-          <w:t>2 تسالونيكي 2:3–10</w:t>
-        </w:r>
-      </w:hyperlink>
+      <w:r>
+        <w:rPr>
+          <w:rtl/>
+          <w:cs/>
+          <w:lang w:val="ar_AE" w:bidi="ar_AE"/>
+        </w:rPr>
+        <w:t>2 تسالونيكي 2:3–10</w:t>
+      </w:r>
       <w:r>
         <w:rPr>
           <w:rtl/>
@@ -1507,20 +1339,14 @@
         </w:rPr>
         <w:t xml:space="preserve">؛ </w:t>
       </w:r>
-      <w:hyperlink r:id="rId30">
-        <w:r>
-          <w:rPr>
-            <w:rtl/>
-            <w:cs/>
-            <w:lang w:val="ar_AE" w:bidi="ar_AE"/>
-          </w:rPr>
-          <w:rPr>
-            <w:color w:val="0000EE"/>
-            <w:u w:val="single"/>
-          </w:rPr>
-          <w:t>1 يوحنا 2:18</w:t>
-        </w:r>
-      </w:hyperlink>
+      <w:r>
+        <w:rPr>
+          <w:rtl/>
+          <w:cs/>
+          <w:lang w:val="ar_AE" w:bidi="ar_AE"/>
+        </w:rPr>
+        <w:t>1 يوحنا 2:18</w:t>
+      </w:r>
       <w:r>
         <w:rPr>
           <w:rtl/>
@@ -1529,20 +1355,14 @@
         </w:rPr>
         <w:t xml:space="preserve">، </w:t>
       </w:r>
-      <w:hyperlink r:id="rId31">
-        <w:r>
-          <w:rPr>
-            <w:rtl/>
-            <w:cs/>
-            <w:lang w:val="ar_AE" w:bidi="ar_AE"/>
-          </w:rPr>
-          <w:rPr>
-            <w:color w:val="0000EE"/>
-            <w:u w:val="single"/>
-          </w:rPr>
-          <w:t>22</w:t>
-        </w:r>
-      </w:hyperlink>
+      <w:r>
+        <w:rPr>
+          <w:rtl/>
+          <w:cs/>
+          <w:lang w:val="ar_AE" w:bidi="ar_AE"/>
+        </w:rPr>
+        <w:t>22</w:t>
+      </w:r>
       <w:r>
         <w:rPr>
           <w:rtl/>
@@ -1551,20 +1371,14 @@
         </w:rPr>
         <w:t xml:space="preserve">؛ </w:t>
       </w:r>
-      <w:hyperlink r:id="rId34">
-        <w:r>
-          <w:rPr>
-            <w:rtl/>
-            <w:cs/>
-            <w:lang w:val="ar_AE" w:bidi="ar_AE"/>
-          </w:rPr>
-          <w:rPr>
-            <w:color w:val="0000EE"/>
-            <w:u w:val="single"/>
-          </w:rPr>
-          <w:t>4:2–3</w:t>
-        </w:r>
-      </w:hyperlink>
+      <w:r>
+        <w:rPr>
+          <w:rtl/>
+          <w:cs/>
+          <w:lang w:val="ar_AE" w:bidi="ar_AE"/>
+        </w:rPr>
+        <w:t>4:2–3</w:t>
+      </w:r>
       <w:r>
         <w:rPr>
           <w:rtl/>
@@ -1573,20 +1387,14 @@
         </w:rPr>
         <w:t xml:space="preserve">؛ </w:t>
       </w:r>
-      <w:hyperlink r:id="rId33">
-        <w:r>
-          <w:rPr>
-            <w:rtl/>
-            <w:cs/>
-            <w:lang w:val="ar_AE" w:bidi="ar_AE"/>
-          </w:rPr>
-          <w:rPr>
-            <w:color w:val="0000EE"/>
-            <w:u w:val="single"/>
-          </w:rPr>
-          <w:t>2 يوحنا 1:7</w:t>
-        </w:r>
-      </w:hyperlink>
+      <w:r>
+        <w:rPr>
+          <w:rtl/>
+          <w:cs/>
+          <w:lang w:val="ar_AE" w:bidi="ar_AE"/>
+        </w:rPr>
+        <w:t>2 يوحنا 1:7</w:t>
+      </w:r>
       <w:r>
         <w:rPr>
           <w:rtl/>
@@ -1595,20 +1403,14 @@
         </w:rPr>
         <w:t xml:space="preserve">؛ </w:t>
       </w:r>
-      <w:hyperlink r:id="rId38">
-        <w:r>
-          <w:rPr>
-            <w:rtl/>
-            <w:cs/>
-            <w:lang w:val="ar_AE" w:bidi="ar_AE"/>
-          </w:rPr>
-          <w:rPr>
-            <w:color w:val="0000EE"/>
-            <w:u w:val="single"/>
-          </w:rPr>
-          <w:t>رؤيا 13:11</w:t>
-        </w:r>
-      </w:hyperlink>
+      <w:r>
+        <w:rPr>
+          <w:rtl/>
+          <w:cs/>
+          <w:lang w:val="ar_AE" w:bidi="ar_AE"/>
+        </w:rPr>
+        <w:t>رؤيا 13:11</w:t>
+      </w:r>
       <w:r>
         <w:rPr>
           <w:rtl/>
